--- a/public/files/My-Resume.docx
+++ b/public/files/My-Resume.docx
@@ -1,6 +1,6 @@
 
 <file path=word/document.xml><?xml version="1.0" encoding="utf-8"?>
-<w:document xmlns:wpc="http://schemas.microsoft.com/office/word/2010/wordprocessingCanvas" xmlns:cx="http://schemas.microsoft.com/office/drawing/2014/chartex" xmlns:cx1="http://schemas.microsoft.com/office/drawing/2015/9/8/chartex" xmlns:cx2="http://schemas.microsoft.com/office/drawing/2015/10/21/chartex" xmlns:cx3="http://schemas.microsoft.com/office/drawing/2016/5/9/chartex" xmlns:cx4="http://schemas.microsoft.com/office/drawing/2016/5/10/chartex" xmlns:cx5="http://schemas.microsoft.com/office/drawing/2016/5/11/chartex" xmlns:cx6="http://schemas.microsoft.com/office/drawing/2016/5/12/chartex" xmlns:cx7="http://schemas.microsoft.com/office/drawing/2016/5/13/chartex" xmlns:cx8="http://schemas.microsoft.com/office/drawing/2016/5/14/chartex" xmlns:mc="http://schemas.openxmlformats.org/markup-compatibility/2006" xmlns:aink="http://schemas.microsoft.com/office/drawing/2016/ink" xmlns:am3d="http://schemas.microsoft.com/office/drawing/2017/model3d" xmlns:o="urn:schemas-microsoft-com:office:office" xmlns:oel="http://schemas.microsoft.com/office/2019/extlst" xmlns:r="http://schemas.openxmlformats.org/officeDocument/2006/relationships" xmlns:m="http://schemas.openxmlformats.org/officeDocument/2006/math" xmlns:v="urn:schemas-microsoft-com:vml" xmlns:wp14="http://schemas.microsoft.com/office/word/2010/wordprocessingDrawing" xmlns:wp="http://schemas.openxmlformats.org/drawingml/2006/wordprocessingDrawing" xmlns:w10="urn:schemas-microsoft-com:office:word" xmlns:w="http://schemas.openxmlformats.org/wordprocessingml/2006/main" xmlns:w14="http://schemas.microsoft.com/office/word/2010/wordml" xmlns:w15="http://schemas.microsoft.com/office/word/2012/wordml" xmlns:w16cex="http://schemas.microsoft.com/office/word/2018/wordml/cex" xmlns:w16cid="http://schemas.microsoft.com/office/word/2016/wordml/cid" xmlns:w16="http://schemas.microsoft.com/office/word/2018/wordml" xmlns:w16du="http://schemas.microsoft.com/office/word/2023/wordml/word16du" xmlns:w16sdtdh="http://schemas.microsoft.com/office/word/2020/wordml/sdtdatahash" xmlns:w16sdtfl="http://schemas.microsoft.com/office/word/2024/wordml/sdtformatlock" xmlns:w16se="http://schemas.microsoft.com/office/word/2015/wordml/symex" xmlns:wpg="http://schemas.microsoft.com/office/word/2010/wordprocessingGroup" xmlns:wpi="http://schemas.microsoft.com/office/word/2010/wordprocessingInk" xmlns:wne="http://schemas.microsoft.com/office/word/2006/wordml" xmlns:wps="http://schemas.microsoft.com/office/word/2010/wordprocessingShape" mc:Ignorable="w14 w15 w16se w16cid w16 w16cex w16sdtdh w16sdtfl w16du wp14">
+<w:document xmlns:wpc="http://schemas.microsoft.com/office/word/2010/wordprocessingCanvas" xmlns:cx="http://schemas.microsoft.com/office/drawing/2014/chartex" xmlns:cx1="http://schemas.microsoft.com/office/drawing/2015/9/8/chartex" xmlns:cx2="http://schemas.microsoft.com/office/drawing/2015/10/21/chartex" xmlns:cx3="http://schemas.microsoft.com/office/drawing/2016/5/9/chartex" xmlns:cx4="http://schemas.microsoft.com/office/drawing/2016/5/10/chartex" xmlns:cx5="http://schemas.microsoft.com/office/drawing/2016/5/11/chartex" xmlns:cx6="http://schemas.microsoft.com/office/drawing/2016/5/12/chartex" xmlns:cx7="http://schemas.microsoft.com/office/drawing/2016/5/13/chartex" xmlns:cx8="http://schemas.microsoft.com/office/drawing/2016/5/14/chartex" xmlns:mc="http://schemas.openxmlformats.org/markup-compatibility/2006" xmlns:aink="http://schemas.microsoft.com/office/drawing/2016/ink" xmlns:am3d="http://schemas.microsoft.com/office/drawing/2017/model3d" xmlns:o="urn:schemas-microsoft-com:office:office" xmlns:oel="http://schemas.microsoft.com/office/2019/extlst" xmlns:r="http://schemas.openxmlformats.org/officeDocument/2006/relationships" xmlns:m="http://schemas.openxmlformats.org/officeDocument/2006/math" xmlns:v="urn:schemas-microsoft-com:vml" xmlns:wp14="http://schemas.microsoft.com/office/word/2010/wordprocessingDrawing" xmlns:wp="http://schemas.openxmlformats.org/drawingml/2006/wordprocessingDrawing" xmlns:w10="urn:schemas-microsoft-com:office:word" xmlns:w="http://schemas.openxmlformats.org/wordprocessingml/2006/main" xmlns:w14="http://schemas.microsoft.com/office/word/2010/wordml" xmlns:w15="http://schemas.microsoft.com/office/word/2012/wordml" xmlns:w16cex="http://schemas.microsoft.com/office/word/2018/wordml/cex" xmlns:w16cid="http://schemas.microsoft.com/office/word/2016/wordml/cid" xmlns:w16="http://schemas.microsoft.com/office/word/2018/wordml" xmlns:w16du="http://schemas.microsoft.com/office/word/2023/wordml/word16du" xmlns:w16sdtdh="http://schemas.microsoft.com/office/word/2020/wordml/sdtdatahash" xmlns:w16sdtfl="http://schemas.microsoft.com/office/word/2024/wordml/sdtformatlock" xmlns:w16se="http://schemas.microsoft.com/office/word/2015/wordml/symex" xmlns:wpg="http://schemas.microsoft.com/office/word/2010/wordprocessingGroup" xmlns:wpi="http://schemas.microsoft.com/office/word/2010/wordprocessingInk" xmlns:wne="http://schemas.microsoft.com/office/word/2006/wordml" xmlns:wps="http://schemas.microsoft.com/office/word/2010/wordprocessingShape" xmlns:a="http://schemas.openxmlformats.org/drawingml/2006/main" xmlns:pic="http://schemas.openxmlformats.org/drawingml/2006/picture" xmlns:a14="http://schemas.microsoft.com/office/drawing/2010/main" mc:Ignorable="w14 w15 w16se w16cid w16 w16cex w16sdtdh w16sdtfl w16du wp14">
   <w:body>
     <w:p>
       <w:pPr>
@@ -152,7 +152,7 @@
           <w:rFonts w:ascii="Arial" w:hAnsi="Arial" w:cs="Arial"/>
         </w:rPr>
       </w:pPr>
-      <w:hyperlink r:id="rId7" w:history="1">
+      <w:hyperlink w:history="1" r:id="rId7">
         <w:r>
           <w:rPr>
             <w:rStyle w:val="Hyperlink"/>
@@ -811,45 +811,35 @@
         </w:numPr>
         <w:spacing w:line="276" w:lineRule="auto"/>
         <w:ind w:left="1080"/>
-        <w:rPr>
-          <w:rFonts w:ascii="Arial" w:hAnsi="Arial" w:cs="Arial"/>
-          <w:sz w:val="24"/>
-          <w:szCs w:val="24"/>
-        </w:rPr>
-      </w:pPr>
-      <w:r>
-        <w:rPr>
-          <w:rFonts w:ascii="Arial" w:hAnsi="Arial" w:cs="Arial"/>
-          <w:b/>
-          <w:bCs/>
-          <w:sz w:val="24"/>
-          <w:szCs w:val="24"/>
-        </w:rPr>
-        <w:t>Frontend:</w:t>
-      </w:r>
-      <w:r>
-        <w:rPr>
-          <w:rFonts w:ascii="Arial" w:hAnsi="Arial" w:cs="Arial"/>
-          <w:sz w:val="24"/>
-          <w:szCs w:val="24"/>
-        </w:rPr>
-        <w:t xml:space="preserve"> Proficient with HTML, CSS, JavaScript,</w:t>
-      </w:r>
-      <w:r>
-        <w:rPr>
-          <w:rFonts w:ascii="Arial" w:hAnsi="Arial" w:cs="Arial"/>
-          <w:sz w:val="24"/>
-          <w:szCs w:val="24"/>
-        </w:rPr>
-        <w:t xml:space="preserve"> TypeScript,</w:t>
-      </w:r>
-      <w:r>
-        <w:rPr>
-          <w:rFonts w:ascii="Arial" w:hAnsi="Arial" w:cs="Arial"/>
-          <w:sz w:val="24"/>
-          <w:szCs w:val="24"/>
-        </w:rPr>
-        <w:t xml:space="preserve"> Bootstrap, Tailwind CSS, React.js, Next.js, Vue.js, Livewire</w:t>
+        <w:rPr/>
+      </w:pPr>
+      <w:r>
+        <w:rPr>
+          <w:rFonts w:ascii="Arial" w:hAnsi="Arial" w:cs="Arial"/>
+          <w:b w:val="1"/>
+          <w:bCs w:val="1"/>
+          <w:sz w:val="24"/>
+          <w:szCs w:val="24"/>
+        </w:rPr>
+        <w:t>Frontend Development</w:t>
+      </w:r>
+      <w:r>
+        <w:rPr>
+          <w:rFonts w:ascii="Arial" w:hAnsi="Arial" w:cs="Arial"/>
+          <w:b w:val="1"/>
+          <w:bCs w:val="1"/>
+          <w:sz w:val="24"/>
+          <w:szCs w:val="24"/>
+        </w:rPr>
+        <w:t>:</w:t>
+      </w:r>
+      <w:r>
+        <w:rPr>
+          <w:rFonts w:ascii="Arial" w:hAnsi="Arial" w:cs="Arial"/>
+          <w:sz w:val="24"/>
+          <w:szCs w:val="24"/>
+        </w:rPr>
+        <w:t xml:space="preserve"> HTML, CSS, JavaScript, TypeScript, Bootstrap, Tailwind CSS, React.js, Next.js, Vue.js, and Livewire</w:t>
       </w:r>
     </w:p>
     <w:p>
@@ -859,33 +849,49 @@
           <w:ilvl w:val="0"/>
           <w:numId w:val="1"/>
         </w:numPr>
-        <w:spacing w:line="276" w:lineRule="auto"/>
-        <w:ind w:left="1080"/>
-        <w:rPr>
-          <w:rFonts w:ascii="Arial" w:hAnsi="Arial" w:cs="Arial"/>
-          <w:sz w:val="24"/>
-          <w:szCs w:val="24"/>
-        </w:rPr>
-      </w:pPr>
-      <w:r>
-        <w:rPr>
-          <w:rFonts w:ascii="Arial" w:hAnsi="Arial" w:cs="Arial"/>
-          <w:b/>
-          <w:bCs/>
-          <w:sz w:val="24"/>
-          <w:szCs w:val="24"/>
-        </w:rPr>
-        <w:t>Backend:</w:t>
-      </w:r>
-      <w:r>
-        <w:rPr>
-          <w:rFonts w:ascii="Arial" w:hAnsi="Arial" w:cs="Arial"/>
-          <w:sz w:val="24"/>
-          <w:szCs w:val="24"/>
-        </w:rPr>
-        <w:t xml:space="preserve"> Proficient with Laravel (Blade &amp; Livewire), REST APIs, </w:t>
-      </w:r>
-      <w:proofErr w:type="spellStart"/>
+        <w:suppressLineNumbers w:val="0"/>
+        <w:bidi w:val="0"/>
+        <w:spacing w:before="0" w:beforeAutospacing="off" w:after="160" w:afterAutospacing="off" w:line="276" w:lineRule="auto"/>
+        <w:ind w:left="1080" w:right="0" w:hanging="360"/>
+        <w:jc w:val="left"/>
+        <w:rPr/>
+      </w:pPr>
+      <w:r>
+        <w:rPr>
+          <w:rFonts w:ascii="Arial" w:hAnsi="Arial" w:cs="Arial"/>
+          <w:b w:val="1"/>
+          <w:bCs w:val="1"/>
+          <w:sz w:val="24"/>
+          <w:szCs w:val="24"/>
+        </w:rPr>
+        <w:t>Backend Development</w:t>
+      </w:r>
+      <w:r>
+        <w:rPr>
+          <w:rFonts w:ascii="Arial" w:hAnsi="Arial" w:cs="Arial"/>
+          <w:b w:val="1"/>
+          <w:bCs w:val="1"/>
+          <w:sz w:val="24"/>
+          <w:szCs w:val="24"/>
+        </w:rPr>
+        <w:t>:</w:t>
+      </w:r>
+      <w:r>
+        <w:rPr>
+          <w:rFonts w:ascii="Arial" w:hAnsi="Arial" w:cs="Arial"/>
+          <w:sz w:val="24"/>
+          <w:szCs w:val="24"/>
+        </w:rPr>
+        <w:t xml:space="preserve"> </w:t>
+      </w:r>
+      <w:r>
+        <w:rPr>
+          <w:rFonts w:ascii="Arial" w:hAnsi="Arial" w:cs="Arial"/>
+          <w:sz w:val="24"/>
+          <w:szCs w:val="24"/>
+        </w:rPr>
+        <w:t xml:space="preserve">Laravel, </w:t>
+      </w:r>
       <w:r>
         <w:rPr>
           <w:rFonts w:ascii="Arial" w:hAnsi="Arial" w:cs="Arial"/>
@@ -894,7 +900,14 @@
         </w:rPr>
         <w:t>NestJS</w:t>
       </w:r>
-      <w:proofErr w:type="spellEnd"/>
+      <w:r>
+        <w:rPr>
+          <w:rFonts w:ascii="Arial" w:hAnsi="Arial" w:cs="Arial"/>
+          <w:sz w:val="24"/>
+          <w:szCs w:val="24"/>
+        </w:rPr>
+        <w:t>, RESTful API development, API integration, and server-side application development</w:t>
+      </w:r>
     </w:p>
     <w:p>
       <w:pPr>
@@ -914,38 +927,146 @@
       <w:r>
         <w:rPr>
           <w:rFonts w:ascii="Arial" w:hAnsi="Arial" w:cs="Arial"/>
-          <w:b/>
-          <w:bCs/>
-          <w:sz w:val="24"/>
-          <w:szCs w:val="24"/>
-        </w:rPr>
-        <w:t>Full-stack Development:</w:t>
-      </w:r>
-      <w:r>
-        <w:rPr>
-          <w:rFonts w:ascii="Arial" w:hAnsi="Arial" w:cs="Arial"/>
-          <w:sz w:val="24"/>
-          <w:szCs w:val="24"/>
-        </w:rPr>
-        <w:t xml:space="preserve"> Experience building full-stack applications using Laravel with Blade or Livewire, as well as React/Next.js frontends connected to Laravel/</w:t>
-      </w:r>
-      <w:proofErr w:type="spellStart"/>
-      <w:r>
-        <w:rPr>
-          <w:rFonts w:ascii="Arial" w:hAnsi="Arial" w:cs="Arial"/>
-          <w:sz w:val="24"/>
-          <w:szCs w:val="24"/>
-        </w:rPr>
-        <w:t>NestJS</w:t>
-      </w:r>
-      <w:proofErr w:type="spellEnd"/>
-      <w:r>
-        <w:rPr>
-          <w:rFonts w:ascii="Arial" w:hAnsi="Arial" w:cs="Arial"/>
-          <w:sz w:val="24"/>
-          <w:szCs w:val="24"/>
-        </w:rPr>
-        <w:t xml:space="preserve"> APIs</w:t>
+          <w:b w:val="1"/>
+          <w:bCs w:val="1"/>
+          <w:sz w:val="24"/>
+          <w:szCs w:val="24"/>
+        </w:rPr>
+        <w:t>Full-</w:t>
+      </w:r>
+      <w:r>
+        <w:rPr>
+          <w:rFonts w:ascii="Arial" w:hAnsi="Arial" w:cs="Arial"/>
+          <w:b w:val="1"/>
+          <w:bCs w:val="1"/>
+          <w:sz w:val="24"/>
+          <w:szCs w:val="24"/>
+        </w:rPr>
+        <w:t>S</w:t>
+      </w:r>
+      <w:r>
+        <w:rPr>
+          <w:rFonts w:ascii="Arial" w:hAnsi="Arial" w:cs="Arial"/>
+          <w:b w:val="1"/>
+          <w:bCs w:val="1"/>
+          <w:sz w:val="24"/>
+          <w:szCs w:val="24"/>
+        </w:rPr>
+        <w:t>tack Development:</w:t>
+      </w:r>
+      <w:r>
+        <w:rPr>
+          <w:rFonts w:ascii="Arial" w:hAnsi="Arial" w:cs="Arial"/>
+          <w:sz w:val="24"/>
+          <w:szCs w:val="24"/>
+        </w:rPr>
+        <w:t xml:space="preserve"> </w:t>
+      </w:r>
+      <w:r>
+        <w:rPr>
+          <w:rFonts w:ascii="Arial" w:hAnsi="Arial" w:cs="Arial"/>
+          <w:sz w:val="24"/>
+          <w:szCs w:val="24"/>
+        </w:rPr>
+        <w:t>Experience building full-stack applications using Laravel with Blade or Livewire, Laravel with Inertia.js and React.js/Vue.js, and separate React.js/Next.js or Vue.js frontends integrated with Laravel or NestJS REST APIs</w:t>
+      </w:r>
+    </w:p>
+    <w:p>
+      <w:pPr>
+        <w:pStyle w:val="ListParagraph"/>
+        <w:numPr>
+          <w:ilvl w:val="0"/>
+          <w:numId w:val="1"/>
+        </w:numPr>
+        <w:spacing w:line="276" w:lineRule="auto"/>
+        <w:ind w:left="1080"/>
+        <w:rPr>
+          <w:rFonts w:ascii="Arial" w:hAnsi="Arial" w:cs="Arial"/>
+          <w:sz w:val="24"/>
+          <w:szCs w:val="24"/>
+        </w:rPr>
+      </w:pPr>
+      <w:r>
+        <w:rPr>
+          <w:rFonts w:ascii="Arial" w:hAnsi="Arial" w:cs="Arial"/>
+          <w:b w:val="1"/>
+          <w:bCs w:val="1"/>
+          <w:sz w:val="24"/>
+          <w:szCs w:val="24"/>
+        </w:rPr>
+        <w:t>Authentication &amp; API Security:</w:t>
+      </w:r>
+      <w:r>
+        <w:rPr>
+          <w:rFonts w:ascii="Arial" w:hAnsi="Arial" w:cs="Arial"/>
+          <w:sz w:val="24"/>
+          <w:szCs w:val="24"/>
+        </w:rPr>
+        <w:t xml:space="preserve"> JWT authentication, Bearer Token authentication, Laravel Sanctum, OAuth 2.0, and social login integration</w:t>
+      </w:r>
+    </w:p>
+    <w:p>
+      <w:pPr>
+        <w:pStyle w:val="ListParagraph"/>
+        <w:numPr>
+          <w:ilvl w:val="0"/>
+          <w:numId w:val="1"/>
+        </w:numPr>
+        <w:spacing w:line="276" w:lineRule="auto"/>
+        <w:ind w:left="1080"/>
+        <w:rPr>
+          <w:rFonts w:ascii="Arial" w:hAnsi="Arial" w:cs="Arial"/>
+          <w:sz w:val="24"/>
+          <w:szCs w:val="24"/>
+        </w:rPr>
+      </w:pPr>
+      <w:r>
+        <w:rPr>
+          <w:rFonts w:ascii="Arial" w:hAnsi="Arial" w:cs="Arial"/>
+          <w:b w:val="1"/>
+          <w:bCs w:val="1"/>
+          <w:sz w:val="24"/>
+          <w:szCs w:val="24"/>
+        </w:rPr>
+        <w:t>Real-Time Development:</w:t>
+      </w:r>
+      <w:r>
+        <w:rPr>
+          <w:rFonts w:ascii="Arial" w:hAnsi="Arial" w:cs="Arial"/>
+          <w:sz w:val="24"/>
+          <w:szCs w:val="24"/>
+        </w:rPr>
+        <w:t xml:space="preserve"> Experience implementing real-time features using Laravel Reverb and WebSockets</w:t>
+      </w:r>
+    </w:p>
+    <w:p>
+      <w:pPr>
+        <w:pStyle w:val="ListParagraph"/>
+        <w:numPr>
+          <w:ilvl w:val="0"/>
+          <w:numId w:val="1"/>
+        </w:numPr>
+        <w:spacing w:line="276" w:lineRule="auto"/>
+        <w:ind w:left="1080"/>
+        <w:rPr/>
+      </w:pPr>
+      <w:r>
+        <w:rPr>
+          <w:rFonts w:ascii="Arial" w:hAnsi="Arial" w:cs="Arial"/>
+          <w:b w:val="1"/>
+          <w:bCs w:val="1"/>
+          <w:sz w:val="24"/>
+          <w:szCs w:val="24"/>
+        </w:rPr>
+        <w:t>Deployment &amp; DevOps:</w:t>
+      </w:r>
+      <w:r>
+        <w:rPr>
+          <w:rFonts w:ascii="Arial" w:hAnsi="Arial" w:cs="Arial"/>
+          <w:sz w:val="24"/>
+          <w:szCs w:val="24"/>
+        </w:rPr>
+        <w:t xml:space="preserve"> Basic knowledge of Docker, including container management, Docker commands, and basic application deployment</w:t>
       </w:r>
     </w:p>
     <w:p>
@@ -1622,7 +1743,7 @@
       </w:r>
     </w:p>
     <w:sectPr>
-      <w:pgSz w:w="12240" w:h="15840"/>
+      <w:pgSz w:w="12240" w:h="15840" w:orient="portrait"/>
       <w:pgMar w:top="1440" w:right="1440" w:bottom="1440" w:left="1440" w:header="708" w:footer="708" w:gutter="0"/>
       <w:cols w:space="708"/>
       <w:docGrid w:linePitch="360"/>
@@ -1649,7 +1770,7 @@
         <w:ind w:left="720" w:hanging="360"/>
       </w:pPr>
       <w:rPr>
-        <w:rFonts w:ascii="Symbol" w:hAnsi="Symbol" w:hint="default"/>
+        <w:rFonts w:hint="default" w:ascii="Symbol" w:hAnsi="Symbol"/>
         <w:sz w:val="20"/>
       </w:rPr>
     </w:lvl>
@@ -1665,7 +1786,7 @@
         <w:ind w:left="1440" w:hanging="360"/>
       </w:pPr>
       <w:rPr>
-        <w:rFonts w:ascii="Courier New" w:hAnsi="Courier New" w:hint="default"/>
+        <w:rFonts w:hint="default" w:ascii="Courier New" w:hAnsi="Courier New"/>
         <w:sz w:val="20"/>
       </w:rPr>
     </w:lvl>
@@ -1681,7 +1802,7 @@
         <w:ind w:left="2160" w:hanging="360"/>
       </w:pPr>
       <w:rPr>
-        <w:rFonts w:ascii="Wingdings" w:hAnsi="Wingdings" w:hint="default"/>
+        <w:rFonts w:hint="default" w:ascii="Wingdings" w:hAnsi="Wingdings"/>
         <w:sz w:val="20"/>
       </w:rPr>
     </w:lvl>
@@ -1697,7 +1818,7 @@
         <w:ind w:left="2880" w:hanging="360"/>
       </w:pPr>
       <w:rPr>
-        <w:rFonts w:ascii="Wingdings" w:hAnsi="Wingdings" w:hint="default"/>
+        <w:rFonts w:hint="default" w:ascii="Wingdings" w:hAnsi="Wingdings"/>
         <w:sz w:val="20"/>
       </w:rPr>
     </w:lvl>
@@ -1713,7 +1834,7 @@
         <w:ind w:left="3600" w:hanging="360"/>
       </w:pPr>
       <w:rPr>
-        <w:rFonts w:ascii="Wingdings" w:hAnsi="Wingdings" w:hint="default"/>
+        <w:rFonts w:hint="default" w:ascii="Wingdings" w:hAnsi="Wingdings"/>
         <w:sz w:val="20"/>
       </w:rPr>
     </w:lvl>
@@ -1729,7 +1850,7 @@
         <w:ind w:left="4320" w:hanging="360"/>
       </w:pPr>
       <w:rPr>
-        <w:rFonts w:ascii="Wingdings" w:hAnsi="Wingdings" w:hint="default"/>
+        <w:rFonts w:hint="default" w:ascii="Wingdings" w:hAnsi="Wingdings"/>
         <w:sz w:val="20"/>
       </w:rPr>
     </w:lvl>
@@ -1745,7 +1866,7 @@
         <w:ind w:left="5040" w:hanging="360"/>
       </w:pPr>
       <w:rPr>
-        <w:rFonts w:ascii="Wingdings" w:hAnsi="Wingdings" w:hint="default"/>
+        <w:rFonts w:hint="default" w:ascii="Wingdings" w:hAnsi="Wingdings"/>
         <w:sz w:val="20"/>
       </w:rPr>
     </w:lvl>
@@ -1761,7 +1882,7 @@
         <w:ind w:left="5760" w:hanging="360"/>
       </w:pPr>
       <w:rPr>
-        <w:rFonts w:ascii="Wingdings" w:hAnsi="Wingdings" w:hint="default"/>
+        <w:rFonts w:hint="default" w:ascii="Wingdings" w:hAnsi="Wingdings"/>
         <w:sz w:val="20"/>
       </w:rPr>
     </w:lvl>
@@ -1777,7 +1898,7 @@
         <w:ind w:left="6480" w:hanging="360"/>
       </w:pPr>
       <w:rPr>
-        <w:rFonts w:ascii="Wingdings" w:hAnsi="Wingdings" w:hint="default"/>
+        <w:rFonts w:hint="default" w:ascii="Wingdings" w:hAnsi="Wingdings"/>
         <w:sz w:val="20"/>
       </w:rPr>
     </w:lvl>
@@ -1795,7 +1916,7 @@
         <w:ind w:left="1440" w:hanging="360"/>
       </w:pPr>
       <w:rPr>
-        <w:rFonts w:ascii="Wingdings" w:hAnsi="Wingdings" w:hint="default"/>
+        <w:rFonts w:hint="default" w:ascii="Wingdings" w:hAnsi="Wingdings"/>
       </w:rPr>
     </w:lvl>
     <w:lvl w:ilvl="1" w:tplc="34090003" w:tentative="1">
@@ -1807,7 +1928,7 @@
         <w:ind w:left="2160" w:hanging="360"/>
       </w:pPr>
       <w:rPr>
-        <w:rFonts w:ascii="Courier New" w:hAnsi="Courier New" w:cs="Courier New" w:hint="default"/>
+        <w:rFonts w:hint="default" w:ascii="Courier New" w:hAnsi="Courier New" w:cs="Courier New"/>
       </w:rPr>
     </w:lvl>
     <w:lvl w:ilvl="2" w:tplc="34090005" w:tentative="1">
@@ -1819,7 +1940,7 @@
         <w:ind w:left="2880" w:hanging="360"/>
       </w:pPr>
       <w:rPr>
-        <w:rFonts w:ascii="Wingdings" w:hAnsi="Wingdings" w:hint="default"/>
+        <w:rFonts w:hint="default" w:ascii="Wingdings" w:hAnsi="Wingdings"/>
       </w:rPr>
     </w:lvl>
     <w:lvl w:ilvl="3" w:tplc="34090001" w:tentative="1">
@@ -1831,7 +1952,7 @@
         <w:ind w:left="3600" w:hanging="360"/>
       </w:pPr>
       <w:rPr>
-        <w:rFonts w:ascii="Symbol" w:hAnsi="Symbol" w:hint="default"/>
+        <w:rFonts w:hint="default" w:ascii="Symbol" w:hAnsi="Symbol"/>
       </w:rPr>
     </w:lvl>
     <w:lvl w:ilvl="4" w:tplc="34090003" w:tentative="1">
@@ -1843,7 +1964,7 @@
         <w:ind w:left="4320" w:hanging="360"/>
       </w:pPr>
       <w:rPr>
-        <w:rFonts w:ascii="Courier New" w:hAnsi="Courier New" w:cs="Courier New" w:hint="default"/>
+        <w:rFonts w:hint="default" w:ascii="Courier New" w:hAnsi="Courier New" w:cs="Courier New"/>
       </w:rPr>
     </w:lvl>
     <w:lvl w:ilvl="5" w:tplc="34090005" w:tentative="1">
@@ -1855,7 +1976,7 @@
         <w:ind w:left="5040" w:hanging="360"/>
       </w:pPr>
       <w:rPr>
-        <w:rFonts w:ascii="Wingdings" w:hAnsi="Wingdings" w:hint="default"/>
+        <w:rFonts w:hint="default" w:ascii="Wingdings" w:hAnsi="Wingdings"/>
       </w:rPr>
     </w:lvl>
     <w:lvl w:ilvl="6" w:tplc="34090001" w:tentative="1">
@@ -1867,7 +1988,7 @@
         <w:ind w:left="5760" w:hanging="360"/>
       </w:pPr>
       <w:rPr>
-        <w:rFonts w:ascii="Symbol" w:hAnsi="Symbol" w:hint="default"/>
+        <w:rFonts w:hint="default" w:ascii="Symbol" w:hAnsi="Symbol"/>
       </w:rPr>
     </w:lvl>
     <w:lvl w:ilvl="7" w:tplc="34090003" w:tentative="1">
@@ -1879,7 +2000,7 @@
         <w:ind w:left="6480" w:hanging="360"/>
       </w:pPr>
       <w:rPr>
-        <w:rFonts w:ascii="Courier New" w:hAnsi="Courier New" w:cs="Courier New" w:hint="default"/>
+        <w:rFonts w:hint="default" w:ascii="Courier New" w:hAnsi="Courier New" w:cs="Courier New"/>
       </w:rPr>
     </w:lvl>
     <w:lvl w:ilvl="8" w:tplc="34090005" w:tentative="1">
@@ -1891,7 +2012,7 @@
         <w:ind w:left="7200" w:hanging="360"/>
       </w:pPr>
       <w:rPr>
-        <w:rFonts w:ascii="Wingdings" w:hAnsi="Wingdings" w:hint="default"/>
+        <w:rFonts w:hint="default" w:ascii="Wingdings" w:hAnsi="Wingdings"/>
       </w:rPr>
     </w:lvl>
   </w:abstractNum>
@@ -1911,7 +2032,7 @@
         <w:ind w:left="720" w:hanging="360"/>
       </w:pPr>
       <w:rPr>
-        <w:rFonts w:ascii="Symbol" w:hAnsi="Symbol" w:hint="default"/>
+        <w:rFonts w:hint="default" w:ascii="Symbol" w:hAnsi="Symbol"/>
         <w:sz w:val="20"/>
       </w:rPr>
     </w:lvl>
@@ -1927,7 +2048,7 @@
         <w:ind w:left="1440" w:hanging="360"/>
       </w:pPr>
       <w:rPr>
-        <w:rFonts w:ascii="Courier New" w:hAnsi="Courier New" w:hint="default"/>
+        <w:rFonts w:hint="default" w:ascii="Courier New" w:hAnsi="Courier New"/>
         <w:sz w:val="20"/>
       </w:rPr>
     </w:lvl>
@@ -1943,7 +2064,7 @@
         <w:ind w:left="2160" w:hanging="360"/>
       </w:pPr>
       <w:rPr>
-        <w:rFonts w:ascii="Wingdings" w:hAnsi="Wingdings" w:hint="default"/>
+        <w:rFonts w:hint="default" w:ascii="Wingdings" w:hAnsi="Wingdings"/>
         <w:sz w:val="20"/>
       </w:rPr>
     </w:lvl>
@@ -1959,7 +2080,7 @@
         <w:ind w:left="2880" w:hanging="360"/>
       </w:pPr>
       <w:rPr>
-        <w:rFonts w:ascii="Wingdings" w:hAnsi="Wingdings" w:hint="default"/>
+        <w:rFonts w:hint="default" w:ascii="Wingdings" w:hAnsi="Wingdings"/>
         <w:sz w:val="20"/>
       </w:rPr>
     </w:lvl>
@@ -1975,7 +2096,7 @@
         <w:ind w:left="3600" w:hanging="360"/>
       </w:pPr>
       <w:rPr>
-        <w:rFonts w:ascii="Wingdings" w:hAnsi="Wingdings" w:hint="default"/>
+        <w:rFonts w:hint="default" w:ascii="Wingdings" w:hAnsi="Wingdings"/>
         <w:sz w:val="20"/>
       </w:rPr>
     </w:lvl>
@@ -1991,7 +2112,7 @@
         <w:ind w:left="4320" w:hanging="360"/>
       </w:pPr>
       <w:rPr>
-        <w:rFonts w:ascii="Wingdings" w:hAnsi="Wingdings" w:hint="default"/>
+        <w:rFonts w:hint="default" w:ascii="Wingdings" w:hAnsi="Wingdings"/>
         <w:sz w:val="20"/>
       </w:rPr>
     </w:lvl>
@@ -2007,7 +2128,7 @@
         <w:ind w:left="5040" w:hanging="360"/>
       </w:pPr>
       <w:rPr>
-        <w:rFonts w:ascii="Wingdings" w:hAnsi="Wingdings" w:hint="default"/>
+        <w:rFonts w:hint="default" w:ascii="Wingdings" w:hAnsi="Wingdings"/>
         <w:sz w:val="20"/>
       </w:rPr>
     </w:lvl>
@@ -2023,7 +2144,7 @@
         <w:ind w:left="5760" w:hanging="360"/>
       </w:pPr>
       <w:rPr>
-        <w:rFonts w:ascii="Wingdings" w:hAnsi="Wingdings" w:hint="default"/>
+        <w:rFonts w:hint="default" w:ascii="Wingdings" w:hAnsi="Wingdings"/>
         <w:sz w:val="20"/>
       </w:rPr>
     </w:lvl>
@@ -2039,7 +2160,7 @@
         <w:ind w:left="6480" w:hanging="360"/>
       </w:pPr>
       <w:rPr>
-        <w:rFonts w:ascii="Wingdings" w:hAnsi="Wingdings" w:hint="default"/>
+        <w:rFonts w:hint="default" w:ascii="Wingdings" w:hAnsi="Wingdings"/>
         <w:sz w:val="20"/>
       </w:rPr>
     </w:lvl>
@@ -2057,7 +2178,7 @@
         <w:ind w:left="1440" w:hanging="360"/>
       </w:pPr>
       <w:rPr>
-        <w:rFonts w:ascii="Wingdings" w:hAnsi="Wingdings" w:hint="default"/>
+        <w:rFonts w:hint="default" w:ascii="Wingdings" w:hAnsi="Wingdings"/>
       </w:rPr>
     </w:lvl>
     <w:lvl w:ilvl="1" w:tplc="34090003" w:tentative="1">
@@ -2069,7 +2190,7 @@
         <w:ind w:left="2160" w:hanging="360"/>
       </w:pPr>
       <w:rPr>
-        <w:rFonts w:ascii="Courier New" w:hAnsi="Courier New" w:cs="Courier New" w:hint="default"/>
+        <w:rFonts w:hint="default" w:ascii="Courier New" w:hAnsi="Courier New" w:cs="Courier New"/>
       </w:rPr>
     </w:lvl>
     <w:lvl w:ilvl="2" w:tplc="34090005" w:tentative="1">
@@ -2081,7 +2202,7 @@
         <w:ind w:left="2880" w:hanging="360"/>
       </w:pPr>
       <w:rPr>
-        <w:rFonts w:ascii="Wingdings" w:hAnsi="Wingdings" w:hint="default"/>
+        <w:rFonts w:hint="default" w:ascii="Wingdings" w:hAnsi="Wingdings"/>
       </w:rPr>
     </w:lvl>
     <w:lvl w:ilvl="3" w:tplc="34090001" w:tentative="1">
@@ -2093,7 +2214,7 @@
         <w:ind w:left="3600" w:hanging="360"/>
       </w:pPr>
       <w:rPr>
-        <w:rFonts w:ascii="Symbol" w:hAnsi="Symbol" w:hint="default"/>
+        <w:rFonts w:hint="default" w:ascii="Symbol" w:hAnsi="Symbol"/>
       </w:rPr>
     </w:lvl>
     <w:lvl w:ilvl="4" w:tplc="34090003" w:tentative="1">
@@ -2105,7 +2226,7 @@
         <w:ind w:left="4320" w:hanging="360"/>
       </w:pPr>
       <w:rPr>
-        <w:rFonts w:ascii="Courier New" w:hAnsi="Courier New" w:cs="Courier New" w:hint="default"/>
+        <w:rFonts w:hint="default" w:ascii="Courier New" w:hAnsi="Courier New" w:cs="Courier New"/>
       </w:rPr>
     </w:lvl>
     <w:lvl w:ilvl="5" w:tplc="34090005" w:tentative="1">
@@ -2117,7 +2238,7 @@
         <w:ind w:left="5040" w:hanging="360"/>
       </w:pPr>
       <w:rPr>
-        <w:rFonts w:ascii="Wingdings" w:hAnsi="Wingdings" w:hint="default"/>
+        <w:rFonts w:hint="default" w:ascii="Wingdings" w:hAnsi="Wingdings"/>
       </w:rPr>
     </w:lvl>
     <w:lvl w:ilvl="6" w:tplc="34090001" w:tentative="1">
@@ -2129,7 +2250,7 @@
         <w:ind w:left="5760" w:hanging="360"/>
       </w:pPr>
       <w:rPr>
-        <w:rFonts w:ascii="Symbol" w:hAnsi="Symbol" w:hint="default"/>
+        <w:rFonts w:hint="default" w:ascii="Symbol" w:hAnsi="Symbol"/>
       </w:rPr>
     </w:lvl>
     <w:lvl w:ilvl="7" w:tplc="34090003" w:tentative="1">
@@ -2141,7 +2262,7 @@
         <w:ind w:left="6480" w:hanging="360"/>
       </w:pPr>
       <w:rPr>
-        <w:rFonts w:ascii="Courier New" w:hAnsi="Courier New" w:cs="Courier New" w:hint="default"/>
+        <w:rFonts w:hint="default" w:ascii="Courier New" w:hAnsi="Courier New" w:cs="Courier New"/>
       </w:rPr>
     </w:lvl>
     <w:lvl w:ilvl="8" w:tplc="34090005" w:tentative="1">
@@ -2153,7 +2274,7 @@
         <w:ind w:left="7200" w:hanging="360"/>
       </w:pPr>
       <w:rPr>
-        <w:rFonts w:ascii="Wingdings" w:hAnsi="Wingdings" w:hint="default"/>
+        <w:rFonts w:hint="default" w:ascii="Wingdings" w:hAnsi="Wingdings"/>
       </w:rPr>
     </w:lvl>
   </w:abstractNum>
@@ -2170,7 +2291,7 @@
         <w:ind w:left="720" w:hanging="360"/>
       </w:pPr>
       <w:rPr>
-        <w:rFonts w:ascii="Symbol" w:hAnsi="Symbol" w:hint="default"/>
+        <w:rFonts w:hint="default" w:ascii="Symbol" w:hAnsi="Symbol"/>
       </w:rPr>
     </w:lvl>
     <w:lvl w:ilvl="1" w:tplc="34090003">
@@ -2182,7 +2303,7 @@
         <w:ind w:left="1440" w:hanging="360"/>
       </w:pPr>
       <w:rPr>
-        <w:rFonts w:ascii="Courier New" w:hAnsi="Courier New" w:cs="Courier New" w:hint="default"/>
+        <w:rFonts w:hint="default" w:ascii="Courier New" w:hAnsi="Courier New" w:cs="Courier New"/>
       </w:rPr>
     </w:lvl>
     <w:lvl w:ilvl="2" w:tplc="34090005" w:tentative="1">
@@ -2194,7 +2315,7 @@
         <w:ind w:left="2160" w:hanging="360"/>
       </w:pPr>
       <w:rPr>
-        <w:rFonts w:ascii="Wingdings" w:hAnsi="Wingdings" w:hint="default"/>
+        <w:rFonts w:hint="default" w:ascii="Wingdings" w:hAnsi="Wingdings"/>
       </w:rPr>
     </w:lvl>
     <w:lvl w:ilvl="3" w:tplc="34090001" w:tentative="1">
@@ -2206,7 +2327,7 @@
         <w:ind w:left="2880" w:hanging="360"/>
       </w:pPr>
       <w:rPr>
-        <w:rFonts w:ascii="Symbol" w:hAnsi="Symbol" w:hint="default"/>
+        <w:rFonts w:hint="default" w:ascii="Symbol" w:hAnsi="Symbol"/>
       </w:rPr>
     </w:lvl>
     <w:lvl w:ilvl="4" w:tplc="34090003" w:tentative="1">
@@ -2218,7 +2339,7 @@
         <w:ind w:left="3600" w:hanging="360"/>
       </w:pPr>
       <w:rPr>
-        <w:rFonts w:ascii="Courier New" w:hAnsi="Courier New" w:cs="Courier New" w:hint="default"/>
+        <w:rFonts w:hint="default" w:ascii="Courier New" w:hAnsi="Courier New" w:cs="Courier New"/>
       </w:rPr>
     </w:lvl>
     <w:lvl w:ilvl="5" w:tplc="34090005" w:tentative="1">
@@ -2230,7 +2351,7 @@
         <w:ind w:left="4320" w:hanging="360"/>
       </w:pPr>
       <w:rPr>
-        <w:rFonts w:ascii="Wingdings" w:hAnsi="Wingdings" w:hint="default"/>
+        <w:rFonts w:hint="default" w:ascii="Wingdings" w:hAnsi="Wingdings"/>
       </w:rPr>
     </w:lvl>
     <w:lvl w:ilvl="6" w:tplc="34090001" w:tentative="1">
@@ -2242,7 +2363,7 @@
         <w:ind w:left="5040" w:hanging="360"/>
       </w:pPr>
       <w:rPr>
-        <w:rFonts w:ascii="Symbol" w:hAnsi="Symbol" w:hint="default"/>
+        <w:rFonts w:hint="default" w:ascii="Symbol" w:hAnsi="Symbol"/>
       </w:rPr>
     </w:lvl>
     <w:lvl w:ilvl="7" w:tplc="34090003" w:tentative="1">
@@ -2254,7 +2375,7 @@
         <w:ind w:left="5760" w:hanging="360"/>
       </w:pPr>
       <w:rPr>
-        <w:rFonts w:ascii="Courier New" w:hAnsi="Courier New" w:cs="Courier New" w:hint="default"/>
+        <w:rFonts w:hint="default" w:ascii="Courier New" w:hAnsi="Courier New" w:cs="Courier New"/>
       </w:rPr>
     </w:lvl>
     <w:lvl w:ilvl="8" w:tplc="34090005" w:tentative="1">
@@ -2266,7 +2387,7 @@
         <w:ind w:left="6480" w:hanging="360"/>
       </w:pPr>
       <w:rPr>
-        <w:rFonts w:ascii="Wingdings" w:hAnsi="Wingdings" w:hint="default"/>
+        <w:rFonts w:hint="default" w:ascii="Wingdings" w:hAnsi="Wingdings"/>
       </w:rPr>
     </w:lvl>
   </w:abstractNum>
@@ -2283,7 +2404,7 @@
         <w:ind w:left="1080" w:hanging="360"/>
       </w:pPr>
       <w:rPr>
-        <w:rFonts w:ascii="Wingdings" w:hAnsi="Wingdings" w:hint="default"/>
+        <w:rFonts w:hint="default" w:ascii="Wingdings" w:hAnsi="Wingdings"/>
       </w:rPr>
     </w:lvl>
     <w:lvl w:ilvl="1" w:tplc="34090003" w:tentative="1">
@@ -2295,7 +2416,7 @@
         <w:ind w:left="1800" w:hanging="360"/>
       </w:pPr>
       <w:rPr>
-        <w:rFonts w:ascii="Courier New" w:hAnsi="Courier New" w:cs="Courier New" w:hint="default"/>
+        <w:rFonts w:hint="default" w:ascii="Courier New" w:hAnsi="Courier New" w:cs="Courier New"/>
       </w:rPr>
     </w:lvl>
     <w:lvl w:ilvl="2" w:tplc="34090005" w:tentative="1">
@@ -2307,7 +2428,7 @@
         <w:ind w:left="2520" w:hanging="360"/>
       </w:pPr>
       <w:rPr>
-        <w:rFonts w:ascii="Wingdings" w:hAnsi="Wingdings" w:hint="default"/>
+        <w:rFonts w:hint="default" w:ascii="Wingdings" w:hAnsi="Wingdings"/>
       </w:rPr>
     </w:lvl>
     <w:lvl w:ilvl="3" w:tplc="34090001" w:tentative="1">
@@ -2319,7 +2440,7 @@
         <w:ind w:left="3240" w:hanging="360"/>
       </w:pPr>
       <w:rPr>
-        <w:rFonts w:ascii="Symbol" w:hAnsi="Symbol" w:hint="default"/>
+        <w:rFonts w:hint="default" w:ascii="Symbol" w:hAnsi="Symbol"/>
       </w:rPr>
     </w:lvl>
     <w:lvl w:ilvl="4" w:tplc="34090003" w:tentative="1">
@@ -2331,7 +2452,7 @@
         <w:ind w:left="3960" w:hanging="360"/>
       </w:pPr>
       <w:rPr>
-        <w:rFonts w:ascii="Courier New" w:hAnsi="Courier New" w:cs="Courier New" w:hint="default"/>
+        <w:rFonts w:hint="default" w:ascii="Courier New" w:hAnsi="Courier New" w:cs="Courier New"/>
       </w:rPr>
     </w:lvl>
     <w:lvl w:ilvl="5" w:tplc="34090005" w:tentative="1">
@@ -2343,7 +2464,7 @@
         <w:ind w:left="4680" w:hanging="360"/>
       </w:pPr>
       <w:rPr>
-        <w:rFonts w:ascii="Wingdings" w:hAnsi="Wingdings" w:hint="default"/>
+        <w:rFonts w:hint="default" w:ascii="Wingdings" w:hAnsi="Wingdings"/>
       </w:rPr>
     </w:lvl>
     <w:lvl w:ilvl="6" w:tplc="34090001" w:tentative="1">
@@ -2355,7 +2476,7 @@
         <w:ind w:left="5400" w:hanging="360"/>
       </w:pPr>
       <w:rPr>
-        <w:rFonts w:ascii="Symbol" w:hAnsi="Symbol" w:hint="default"/>
+        <w:rFonts w:hint="default" w:ascii="Symbol" w:hAnsi="Symbol"/>
       </w:rPr>
     </w:lvl>
     <w:lvl w:ilvl="7" w:tplc="34090003" w:tentative="1">
@@ -2367,7 +2488,7 @@
         <w:ind w:left="6120" w:hanging="360"/>
       </w:pPr>
       <w:rPr>
-        <w:rFonts w:ascii="Courier New" w:hAnsi="Courier New" w:cs="Courier New" w:hint="default"/>
+        <w:rFonts w:hint="default" w:ascii="Courier New" w:hAnsi="Courier New" w:cs="Courier New"/>
       </w:rPr>
     </w:lvl>
     <w:lvl w:ilvl="8" w:tplc="34090005" w:tentative="1">
@@ -2379,7 +2500,7 @@
         <w:ind w:left="6840" w:hanging="360"/>
       </w:pPr>
       <w:rPr>
-        <w:rFonts w:ascii="Wingdings" w:hAnsi="Wingdings" w:hint="default"/>
+        <w:rFonts w:hint="default" w:ascii="Wingdings" w:hAnsi="Wingdings"/>
       </w:rPr>
     </w:lvl>
   </w:abstractNum>
@@ -2396,7 +2517,7 @@
         <w:ind w:left="720" w:hanging="360"/>
       </w:pPr>
       <w:rPr>
-        <w:rFonts w:ascii="Wingdings" w:hAnsi="Wingdings" w:hint="default"/>
+        <w:rFonts w:hint="default" w:ascii="Wingdings" w:hAnsi="Wingdings"/>
       </w:rPr>
     </w:lvl>
     <w:lvl w:ilvl="1" w:tplc="34090003" w:tentative="1">
@@ -2408,7 +2529,7 @@
         <w:ind w:left="1440" w:hanging="360"/>
       </w:pPr>
       <w:rPr>
-        <w:rFonts w:ascii="Courier New" w:hAnsi="Courier New" w:cs="Courier New" w:hint="default"/>
+        <w:rFonts w:hint="default" w:ascii="Courier New" w:hAnsi="Courier New" w:cs="Courier New"/>
       </w:rPr>
     </w:lvl>
     <w:lvl w:ilvl="2" w:tplc="34090005" w:tentative="1">
@@ -2420,7 +2541,7 @@
         <w:ind w:left="2160" w:hanging="360"/>
       </w:pPr>
       <w:rPr>
-        <w:rFonts w:ascii="Wingdings" w:hAnsi="Wingdings" w:hint="default"/>
+        <w:rFonts w:hint="default" w:ascii="Wingdings" w:hAnsi="Wingdings"/>
       </w:rPr>
     </w:lvl>
     <w:lvl w:ilvl="3" w:tplc="34090001" w:tentative="1">
@@ -2432,7 +2553,7 @@
         <w:ind w:left="2880" w:hanging="360"/>
       </w:pPr>
       <w:rPr>
-        <w:rFonts w:ascii="Symbol" w:hAnsi="Symbol" w:hint="default"/>
+        <w:rFonts w:hint="default" w:ascii="Symbol" w:hAnsi="Symbol"/>
       </w:rPr>
     </w:lvl>
     <w:lvl w:ilvl="4" w:tplc="34090003" w:tentative="1">
@@ -2444,7 +2565,7 @@
         <w:ind w:left="3600" w:hanging="360"/>
       </w:pPr>
       <w:rPr>
-        <w:rFonts w:ascii="Courier New" w:hAnsi="Courier New" w:cs="Courier New" w:hint="default"/>
+        <w:rFonts w:hint="default" w:ascii="Courier New" w:hAnsi="Courier New" w:cs="Courier New"/>
       </w:rPr>
     </w:lvl>
     <w:lvl w:ilvl="5" w:tplc="34090005" w:tentative="1">
@@ -2456,7 +2577,7 @@
         <w:ind w:left="4320" w:hanging="360"/>
       </w:pPr>
       <w:rPr>
-        <w:rFonts w:ascii="Wingdings" w:hAnsi="Wingdings" w:hint="default"/>
+        <w:rFonts w:hint="default" w:ascii="Wingdings" w:hAnsi="Wingdings"/>
       </w:rPr>
     </w:lvl>
     <w:lvl w:ilvl="6" w:tplc="34090001" w:tentative="1">
@@ -2468,7 +2589,7 @@
         <w:ind w:left="5040" w:hanging="360"/>
       </w:pPr>
       <w:rPr>
-        <w:rFonts w:ascii="Symbol" w:hAnsi="Symbol" w:hint="default"/>
+        <w:rFonts w:hint="default" w:ascii="Symbol" w:hAnsi="Symbol"/>
       </w:rPr>
     </w:lvl>
     <w:lvl w:ilvl="7" w:tplc="34090003" w:tentative="1">
@@ -2480,7 +2601,7 @@
         <w:ind w:left="5760" w:hanging="360"/>
       </w:pPr>
       <w:rPr>
-        <w:rFonts w:ascii="Courier New" w:hAnsi="Courier New" w:cs="Courier New" w:hint="default"/>
+        <w:rFonts w:hint="default" w:ascii="Courier New" w:hAnsi="Courier New" w:cs="Courier New"/>
       </w:rPr>
     </w:lvl>
     <w:lvl w:ilvl="8" w:tplc="34090005" w:tentative="1">
@@ -2492,7 +2613,7 @@
         <w:ind w:left="6480" w:hanging="360"/>
       </w:pPr>
       <w:rPr>
-        <w:rFonts w:ascii="Wingdings" w:hAnsi="Wingdings" w:hint="default"/>
+        <w:rFonts w:hint="default" w:ascii="Wingdings" w:hAnsi="Wingdings"/>
       </w:rPr>
     </w:lvl>
   </w:abstractNum>
@@ -2509,7 +2630,7 @@
         <w:ind w:left="1440" w:hanging="360"/>
       </w:pPr>
       <w:rPr>
-        <w:rFonts w:ascii="Wingdings" w:hAnsi="Wingdings" w:hint="default"/>
+        <w:rFonts w:hint="default" w:ascii="Wingdings" w:hAnsi="Wingdings"/>
       </w:rPr>
     </w:lvl>
     <w:lvl w:ilvl="1" w:tplc="34090003" w:tentative="1">
@@ -2521,7 +2642,7 @@
         <w:ind w:left="2160" w:hanging="360"/>
       </w:pPr>
       <w:rPr>
-        <w:rFonts w:ascii="Courier New" w:hAnsi="Courier New" w:cs="Courier New" w:hint="default"/>
+        <w:rFonts w:hint="default" w:ascii="Courier New" w:hAnsi="Courier New" w:cs="Courier New"/>
       </w:rPr>
     </w:lvl>
     <w:lvl w:ilvl="2" w:tplc="34090005" w:tentative="1">
@@ -2533,7 +2654,7 @@
         <w:ind w:left="2880" w:hanging="360"/>
       </w:pPr>
       <w:rPr>
-        <w:rFonts w:ascii="Wingdings" w:hAnsi="Wingdings" w:hint="default"/>
+        <w:rFonts w:hint="default" w:ascii="Wingdings" w:hAnsi="Wingdings"/>
       </w:rPr>
     </w:lvl>
     <w:lvl w:ilvl="3" w:tplc="34090001" w:tentative="1">
@@ -2545,7 +2666,7 @@
         <w:ind w:left="3600" w:hanging="360"/>
       </w:pPr>
       <w:rPr>
-        <w:rFonts w:ascii="Symbol" w:hAnsi="Symbol" w:hint="default"/>
+        <w:rFonts w:hint="default" w:ascii="Symbol" w:hAnsi="Symbol"/>
       </w:rPr>
     </w:lvl>
     <w:lvl w:ilvl="4" w:tplc="34090003" w:tentative="1">
@@ -2557,7 +2678,7 @@
         <w:ind w:left="4320" w:hanging="360"/>
       </w:pPr>
       <w:rPr>
-        <w:rFonts w:ascii="Courier New" w:hAnsi="Courier New" w:cs="Courier New" w:hint="default"/>
+        <w:rFonts w:hint="default" w:ascii="Courier New" w:hAnsi="Courier New" w:cs="Courier New"/>
       </w:rPr>
     </w:lvl>
     <w:lvl w:ilvl="5" w:tplc="34090005" w:tentative="1">
@@ -2569,7 +2690,7 @@
         <w:ind w:left="5040" w:hanging="360"/>
       </w:pPr>
       <w:rPr>
-        <w:rFonts w:ascii="Wingdings" w:hAnsi="Wingdings" w:hint="default"/>
+        <w:rFonts w:hint="default" w:ascii="Wingdings" w:hAnsi="Wingdings"/>
       </w:rPr>
     </w:lvl>
     <w:lvl w:ilvl="6" w:tplc="34090001" w:tentative="1">
@@ -2581,7 +2702,7 @@
         <w:ind w:left="5760" w:hanging="360"/>
       </w:pPr>
       <w:rPr>
-        <w:rFonts w:ascii="Symbol" w:hAnsi="Symbol" w:hint="default"/>
+        <w:rFonts w:hint="default" w:ascii="Symbol" w:hAnsi="Symbol"/>
       </w:rPr>
     </w:lvl>
     <w:lvl w:ilvl="7" w:tplc="34090003" w:tentative="1">
@@ -2593,7 +2714,7 @@
         <w:ind w:left="6480" w:hanging="360"/>
       </w:pPr>
       <w:rPr>
-        <w:rFonts w:ascii="Courier New" w:hAnsi="Courier New" w:cs="Courier New" w:hint="default"/>
+        <w:rFonts w:hint="default" w:ascii="Courier New" w:hAnsi="Courier New" w:cs="Courier New"/>
       </w:rPr>
     </w:lvl>
     <w:lvl w:ilvl="8" w:tplc="34090005" w:tentative="1">
@@ -2605,7 +2726,7 @@
         <w:ind w:left="7200" w:hanging="360"/>
       </w:pPr>
       <w:rPr>
-        <w:rFonts w:ascii="Wingdings" w:hAnsi="Wingdings" w:hint="default"/>
+        <w:rFonts w:hint="default" w:ascii="Wingdings" w:hAnsi="Wingdings"/>
       </w:rPr>
     </w:lvl>
   </w:abstractNum>
@@ -2641,7 +2762,7 @@
   <w:docDefaults>
     <w:rPrDefault>
       <w:rPr>
-        <w:rFonts w:asciiTheme="minorHAnsi" w:eastAsiaTheme="minorHAnsi" w:hAnsiTheme="minorHAnsi" w:cstheme="minorBidi"/>
+        <w:rFonts w:asciiTheme="minorHAnsi" w:hAnsiTheme="minorHAnsi" w:eastAsiaTheme="minorHAnsi" w:cstheme="minorBidi"/>
         <w:kern w:val="2"/>
         <w:sz w:val="22"/>
         <w:szCs w:val="22"/>
@@ -2658,14 +2779,14 @@
   <w:latentStyles w:defLockedState="0" w:defUIPriority="99" w:defSemiHidden="0" w:defUnhideWhenUsed="0" w:defQFormat="0" w:count="376">
     <w:lsdException w:name="Normal" w:uiPriority="0" w:qFormat="1"/>
     <w:lsdException w:name="heading 1" w:uiPriority="9" w:qFormat="1"/>
-    <w:lsdException w:name="heading 2" w:semiHidden="1" w:uiPriority="9" w:unhideWhenUsed="1" w:qFormat="1"/>
-    <w:lsdException w:name="heading 3" w:semiHidden="1" w:uiPriority="9" w:unhideWhenUsed="1" w:qFormat="1"/>
-    <w:lsdException w:name="heading 4" w:semiHidden="1" w:uiPriority="9" w:unhideWhenUsed="1" w:qFormat="1"/>
-    <w:lsdException w:name="heading 5" w:semiHidden="1" w:uiPriority="9" w:unhideWhenUsed="1" w:qFormat="1"/>
-    <w:lsdException w:name="heading 6" w:semiHidden="1" w:uiPriority="9" w:unhideWhenUsed="1" w:qFormat="1"/>
-    <w:lsdException w:name="heading 7" w:semiHidden="1" w:uiPriority="9" w:unhideWhenUsed="1" w:qFormat="1"/>
-    <w:lsdException w:name="heading 8" w:semiHidden="1" w:uiPriority="9" w:unhideWhenUsed="1" w:qFormat="1"/>
-    <w:lsdException w:name="heading 9" w:semiHidden="1" w:uiPriority="9" w:unhideWhenUsed="1" w:qFormat="1"/>
+    <w:lsdException w:name="heading 2" w:uiPriority="9" w:semiHidden="1" w:unhideWhenUsed="1" w:qFormat="1"/>
+    <w:lsdException w:name="heading 3" w:uiPriority="9" w:semiHidden="1" w:unhideWhenUsed="1" w:qFormat="1"/>
+    <w:lsdException w:name="heading 4" w:uiPriority="9" w:semiHidden="1" w:unhideWhenUsed="1" w:qFormat="1"/>
+    <w:lsdException w:name="heading 5" w:uiPriority="9" w:semiHidden="1" w:unhideWhenUsed="1" w:qFormat="1"/>
+    <w:lsdException w:name="heading 6" w:uiPriority="9" w:semiHidden="1" w:unhideWhenUsed="1" w:qFormat="1"/>
+    <w:lsdException w:name="heading 7" w:uiPriority="9" w:semiHidden="1" w:unhideWhenUsed="1" w:qFormat="1"/>
+    <w:lsdException w:name="heading 8" w:uiPriority="9" w:semiHidden="1" w:unhideWhenUsed="1" w:qFormat="1"/>
+    <w:lsdException w:name="heading 9" w:uiPriority="9" w:semiHidden="1" w:unhideWhenUsed="1" w:qFormat="1"/>
     <w:lsdException w:name="index 1" w:semiHidden="1" w:unhideWhenUsed="1"/>
     <w:lsdException w:name="index 2" w:semiHidden="1" w:unhideWhenUsed="1"/>
     <w:lsdException w:name="index 3" w:semiHidden="1" w:unhideWhenUsed="1"/>
@@ -2675,22 +2796,22 @@
     <w:lsdException w:name="index 7" w:semiHidden="1" w:unhideWhenUsed="1"/>
     <w:lsdException w:name="index 8" w:semiHidden="1" w:unhideWhenUsed="1"/>
     <w:lsdException w:name="index 9" w:semiHidden="1" w:unhideWhenUsed="1"/>
-    <w:lsdException w:name="toc 1" w:semiHidden="1" w:uiPriority="39" w:unhideWhenUsed="1"/>
-    <w:lsdException w:name="toc 2" w:semiHidden="1" w:uiPriority="39" w:unhideWhenUsed="1"/>
-    <w:lsdException w:name="toc 3" w:semiHidden="1" w:uiPriority="39" w:unhideWhenUsed="1"/>
-    <w:lsdException w:name="toc 4" w:semiHidden="1" w:uiPriority="39" w:unhideWhenUsed="1"/>
-    <w:lsdException w:name="toc 5" w:semiHidden="1" w:uiPriority="39" w:unhideWhenUsed="1"/>
-    <w:lsdException w:name="toc 6" w:semiHidden="1" w:uiPriority="39" w:unhideWhenUsed="1"/>
-    <w:lsdException w:name="toc 7" w:semiHidden="1" w:uiPriority="39" w:unhideWhenUsed="1"/>
-    <w:lsdException w:name="toc 8" w:semiHidden="1" w:uiPriority="39" w:unhideWhenUsed="1"/>
-    <w:lsdException w:name="toc 9" w:semiHidden="1" w:uiPriority="39" w:unhideWhenUsed="1"/>
+    <w:lsdException w:name="toc 1" w:uiPriority="39" w:semiHidden="1" w:unhideWhenUsed="1"/>
+    <w:lsdException w:name="toc 2" w:uiPriority="39" w:semiHidden="1" w:unhideWhenUsed="1"/>
+    <w:lsdException w:name="toc 3" w:uiPriority="39" w:semiHidden="1" w:unhideWhenUsed="1"/>
+    <w:lsdException w:name="toc 4" w:uiPriority="39" w:semiHidden="1" w:unhideWhenUsed="1"/>
+    <w:lsdException w:name="toc 5" w:uiPriority="39" w:semiHidden="1" w:unhideWhenUsed="1"/>
+    <w:lsdException w:name="toc 6" w:uiPriority="39" w:semiHidden="1" w:unhideWhenUsed="1"/>
+    <w:lsdException w:name="toc 7" w:uiPriority="39" w:semiHidden="1" w:unhideWhenUsed="1"/>
+    <w:lsdException w:name="toc 8" w:uiPriority="39" w:semiHidden="1" w:unhideWhenUsed="1"/>
+    <w:lsdException w:name="toc 9" w:uiPriority="39" w:semiHidden="1" w:unhideWhenUsed="1"/>
     <w:lsdException w:name="Normal Indent" w:semiHidden="1" w:unhideWhenUsed="1"/>
     <w:lsdException w:name="footnote text" w:semiHidden="1" w:unhideWhenUsed="1"/>
     <w:lsdException w:name="annotation text" w:semiHidden="1" w:unhideWhenUsed="1"/>
     <w:lsdException w:name="header" w:semiHidden="1" w:unhideWhenUsed="1"/>
     <w:lsdException w:name="footer" w:semiHidden="1" w:unhideWhenUsed="1"/>
     <w:lsdException w:name="index heading" w:semiHidden="1" w:unhideWhenUsed="1"/>
-    <w:lsdException w:name="caption" w:semiHidden="1" w:uiPriority="35" w:unhideWhenUsed="1" w:qFormat="1"/>
+    <w:lsdException w:name="caption" w:uiPriority="35" w:semiHidden="1" w:unhideWhenUsed="1" w:qFormat="1"/>
     <w:lsdException w:name="table of figures" w:semiHidden="1" w:unhideWhenUsed="1"/>
     <w:lsdException w:name="envelope address" w:semiHidden="1" w:unhideWhenUsed="1"/>
     <w:lsdException w:name="envelope return" w:semiHidden="1" w:unhideWhenUsed="1"/>
@@ -2721,7 +2842,7 @@
     <w:lsdException w:name="Title" w:uiPriority="10" w:qFormat="1"/>
     <w:lsdException w:name="Closing" w:semiHidden="1" w:unhideWhenUsed="1"/>
     <w:lsdException w:name="Signature" w:semiHidden="1" w:unhideWhenUsed="1"/>
-    <w:lsdException w:name="Default Paragraph Font" w:semiHidden="1" w:uiPriority="1" w:unhideWhenUsed="1"/>
+    <w:lsdException w:name="Default Paragraph Font" w:uiPriority="1" w:semiHidden="1" w:unhideWhenUsed="1"/>
     <w:lsdException w:name="Body Text" w:semiHidden="1" w:unhideWhenUsed="1"/>
     <w:lsdException w:name="Body Text Indent" w:semiHidden="1" w:unhideWhenUsed="1"/>
     <w:lsdException w:name="List Continue" w:semiHidden="1" w:unhideWhenUsed="1"/>
@@ -2921,8 +3042,8 @@
     <w:lsdException w:name="Subtle Reference" w:uiPriority="31" w:qFormat="1"/>
     <w:lsdException w:name="Intense Reference" w:uiPriority="32" w:qFormat="1"/>
     <w:lsdException w:name="Book Title" w:uiPriority="33" w:qFormat="1"/>
-    <w:lsdException w:name="Bibliography" w:semiHidden="1" w:uiPriority="37" w:unhideWhenUsed="1"/>
-    <w:lsdException w:name="TOC Heading" w:semiHidden="1" w:uiPriority="39" w:unhideWhenUsed="1" w:qFormat="1"/>
+    <w:lsdException w:name="Bibliography" w:uiPriority="37" w:semiHidden="1" w:unhideWhenUsed="1"/>
+    <w:lsdException w:name="TOC Heading" w:uiPriority="39" w:semiHidden="1" w:unhideWhenUsed="1" w:qFormat="1"/>
     <w:lsdException w:name="Plain Table 1" w:uiPriority="41"/>
     <w:lsdException w:name="Plain Table 2" w:uiPriority="42"/>
     <w:lsdException w:name="Plain Table 3" w:uiPriority="43"/>
@@ -3033,17 +3154,17 @@
     <w:lsdException w:name="Unresolved Mention" w:semiHidden="1" w:unhideWhenUsed="1"/>
     <w:lsdException w:name="Smart Link" w:semiHidden="1" w:unhideWhenUsed="1"/>
   </w:latentStyles>
-  <w:style w:type="paragraph" w:default="1" w:styleId="Normal">
+  <w:style w:type="paragraph" w:styleId="Normal" w:default="1">
     <w:name w:val="Normal"/>
     <w:qFormat/>
   </w:style>
-  <w:style w:type="character" w:default="1" w:styleId="DefaultParagraphFont">
+  <w:style w:type="character" w:styleId="DefaultParagraphFont" w:default="1">
     <w:name w:val="Default Paragraph Font"/>
     <w:uiPriority w:val="1"/>
     <w:semiHidden/>
     <w:unhideWhenUsed/>
   </w:style>
-  <w:style w:type="table" w:default="1" w:styleId="TableNormal">
+  <w:style w:type="table" w:styleId="TableNormal" w:default="1">
     <w:name w:val="Normal Table"/>
     <w:uiPriority w:val="99"/>
     <w:semiHidden/>
@@ -3058,7 +3179,7 @@
       </w:tblCellMar>
     </w:tblPr>
   </w:style>
-  <w:style w:type="numbering" w:default="1" w:styleId="NoList">
+  <w:style w:type="numbering" w:styleId="NoList" w:default="1">
     <w:name w:val="No List"/>
     <w:uiPriority w:val="99"/>
     <w:semiHidden/>
@@ -3102,7 +3223,7 @@
 </file>
 
 <file path=word/theme/theme1.xml><?xml version="1.0" encoding="utf-8"?>
-<a:theme xmlns:a="http://schemas.openxmlformats.org/drawingml/2006/main" name="Office Theme">
+<a:theme xmlns:a="http://schemas.openxmlformats.org/drawingml/2006/main" xmlns:thm15="http://schemas.microsoft.com/office/thememl/2012/main" name="Office Theme">
   <a:themeElements>
     <a:clrScheme name="Office">
       <a:dk1>
